--- a/Quanta, Actually - SERIES/QED Course/chapters/Lesson 66 Ultraviolet Divergences.docx
+++ b/Quanta, Actually - SERIES/QED Course/chapters/Lesson 66 Ultraviolet Divergences.docx
@@ -17,7 +17,7 @@
         <w:jc w:val="center"/>
       </w:pPr>
       <w:r>
-        <w:t>Lesson 66 of the Complete Quantum Electrodynamics Course</w:t>
+        <w:t>Lesson 66 of Quantum, Actually, Volume 2: A QED Course</w:t>
       </w:r>
     </w:p>
     <w:p>
@@ -98,7 +98,25 @@
         <w:pStyle w:val="ListBullet"/>
       </w:pPr>
       <w:r>
-        <w:t>Derive D=4L−2P_γ−P_e by counting how many powers of the loop momentum each loop integral, each internal photon propagator, and each internal electron propagator contributes at large momentum.</w:t>
+        <w:t>Derive D=4L−2P</w:t>
+      </w:r>
+      <w:r>
+        <w:rPr>
+          <w:vertAlign w:val="subscript"/>
+        </w:rPr>
+        <w:t>γ</w:t>
+      </w:r>
+      <w:r>
+        <w:t>−P</w:t>
+      </w:r>
+      <w:r>
+        <w:rPr>
+          <w:vertAlign w:val="subscript"/>
+        </w:rPr>
+        <w:t>e</w:t>
+      </w:r>
+      <w:r>
+        <w:t xml:space="preserve"> by counting how many powers of the loop momentum each loop integral, each internal photon propagator, and each internal electron propagator contributes at large momentum.</w:t>
       </w:r>
     </w:p>
     <w:p>
@@ -114,7 +132,25 @@
         <w:pStyle w:val="ListBullet"/>
       </w:pPr>
       <w:r>
-        <w:t>Derive the equivalent, external-leg-only formula D=4−(3/2)E_e−E_γ, using the fact that every QED vertex joins exactly two fermion lines and one photon line.</w:t>
+        <w:t>Derive the equivalent, external-leg-only formula D=4−(3/2)E</w:t>
+      </w:r>
+      <w:r>
+        <w:rPr>
+          <w:vertAlign w:val="subscript"/>
+        </w:rPr>
+        <w:t>e</w:t>
+      </w:r>
+      <w:r>
+        <w:t>−E</w:t>
+      </w:r>
+      <w:r>
+        <w:rPr>
+          <w:vertAlign w:val="subscript"/>
+        </w:rPr>
+        <w:t>γ</w:t>
+      </w:r>
+      <w:r>
+        <w:t>, using the fact that every QED vertex joins exactly two fermion lines and one photon line.</w:t>
       </w:r>
     </w:p>
     <w:p>
@@ -259,7 +295,22 @@
           </w:tcPr>
           <w:p>
             <w:r>
-              <w:t>P_e, P_γ</w:t>
+              <w:t>P</w:t>
+            </w:r>
+            <w:r>
+              <w:rPr>
+                <w:vertAlign w:val="subscript"/>
+              </w:rPr>
+              <w:t>e</w:t>
+            </w:r>
+            <w:r>
+              <w:t>, P</w:t>
+            </w:r>
+            <w:r>
+              <w:rPr>
+                <w:vertAlign w:val="subscript"/>
+              </w:rPr>
+              <w:t>γ</w:t>
             </w:r>
           </w:p>
         </w:tc>
@@ -296,7 +347,22 @@
           </w:tcPr>
           <w:p>
             <w:r>
-              <w:t>E_e, E_γ</w:t>
+              <w:t>E</w:t>
+            </w:r>
+            <w:r>
+              <w:rPr>
+                <w:vertAlign w:val="subscript"/>
+              </w:rPr>
+              <w:t>e</w:t>
+            </w:r>
+            <w:r>
+              <w:t>, E</w:t>
+            </w:r>
+            <w:r>
+              <w:rPr>
+                <w:vertAlign w:val="subscript"/>
+              </w:rPr>
+              <w:t>γ</w:t>
             </w:r>
           </w:p>
         </w:tc>
@@ -357,24 +423,103 @@
         </w:tc>
       </w:tr>
     </w:tbl>
+    <w:tbl>
+      <w:tblPr>
+        <w:tblW w:type="auto" w:w="0"/>
+        <w:jc w:val="center"/>
+        <w:tblLayout w:type="fixed"/>
+        <w:tblLook w:firstColumn="1" w:firstRow="1" w:lastColumn="0" w:lastRow="0" w:noHBand="0" w:noVBand="1" w:val="04A0"/>
+        <w:tblBorders>
+          <w:top w:val="single" w:sz="8" w:color="7FA7CF"/>
+          <w:left w:val="single" w:sz="8" w:color="7FA7CF"/>
+          <w:bottom w:val="single" w:sz="8" w:color="7FA7CF"/>
+          <w:right w:val="single" w:sz="8" w:color="7FA7CF"/>
+        </w:tblBorders>
+      </w:tblPr>
+      <w:tblGrid>
+        <w:gridCol w:w="9392"/>
+      </w:tblGrid>
+      <w:tr>
+        <w:tc>
+          <w:tcPr>
+            <w:tcW w:type="dxa" w:w="9392"/>
+            <w:shd w:fill="F3F7FB"/>
+            <w:tcMar>
+              <w:top w:w="140" w:type="dxa"/>
+              <w:start w:w="140" w:type="dxa"/>
+              <w:bottom w:w="140" w:type="dxa"/>
+              <w:end w:w="140" w:type="dxa"/>
+            </w:tcMar>
+          </w:tcPr>
+          <w:p>
+            <w:r>
+              <w:rPr>
+                <w:b/>
+                <w:color w:val="1F4E78"/>
+              </w:rPr>
+              <w:t>First pass: the result before the derivation</w:t>
+            </w:r>
+          </w:p>
+          <w:p>
+            <w:pPr>
+              <w:spacing w:after="60"/>
+            </w:pPr>
+            <w:r>
+              <w:t>Power counting gives the superficial degree D = 4 − (3/2)E</w:t>
+            </w:r>
+            <w:r>
+              <w:rPr>
+                <w:vertAlign w:val="subscript"/>
+              </w:rPr>
+              <w:t>e</w:t>
+            </w:r>
+            <w:r>
+              <w:t xml:space="preserve"> − E</w:t>
+            </w:r>
+            <w:r>
+              <w:rPr>
+                <w:vertAlign w:val="subscript"/>
+              </w:rPr>
+              <w:t>γ</w:t>
+            </w:r>
+            <w:r>
+              <w:t>, so only diagrams with a few external legs can diverge.</w:t>
+            </w:r>
+          </w:p>
+          <w:p>
+            <w:pPr>
+              <w:spacing w:after="60"/>
+            </w:pPr>
+            <w:r>
+              <w:t>A finite list of divergences means a finite list of measured inputs can absorb them all: QED is renormalizable.</w:t>
+            </w:r>
+          </w:p>
+        </w:tc>
+      </w:tr>
+    </w:tbl>
     <w:p>
       <w:pPr>
-        <w:pStyle w:val="Heading2"/>
+        <w:spacing w:after="80"/>
       </w:pPr>
-      <w:r>
-        <w:t>1 Three answers, one question</w:t>
-      </w:r>
-    </w:p>
-    <w:p>
-      <w:r>
-        <w:t>Lesson 63 found vacuum polarization's integral growing like Λ². Lesson 64 found electron self-energy growing like Λ. Lesson 65 found the vertex correction growing only like ln Λ. Each of these numbers came from the same kind of exercise: find how the numerator grows at large loop momentum, find how the denominator grows, subtract, and see what power of k survives after the four-dimensional measure is folded in. Doing that exercise from scratch for the fourth, fifth, or fiftieth diagram in QED would work, but it would also mean re-deriving the same reasoning over and over. This lesson asks whether the reasoning itself, not just its three outputs, can be written down once.</w:t>
-      </w:r>
     </w:p>
     <w:p>
       <w:pPr>
         <w:pStyle w:val="Heading2"/>
       </w:pPr>
       <w:r>
+        <w:t>1 Three answers, one question</w:t>
+      </w:r>
+    </w:p>
+    <w:p>
+      <w:r>
+        <w:t>Lesson 63 found vacuum polarization's integral growing like Λ². Lesson 64 found electron self-energy growing like Λ. Lesson 65 found the vertex correction growing only like ln Λ. Each of these numbers came from the same kind of exercise: find how the numerator grows at large loop momentum, find how the denominator grows, subtract, and see what power of k survives after the four-dimensional measure is folded in. Doing that exercise from scratch for the fourth, fifth, or fiftieth diagram in QED would work, but it would also mean re-deriving the same reasoning over and over. This lesson asks whether the reasoning itself, not just its three outputs, can be written down once.</w:t>
+      </w:r>
+    </w:p>
+    <w:p>
+      <w:pPr>
+        <w:pStyle w:val="Heading2"/>
+      </w:pPr>
+      <w:r>
         <w:t>2 Counting powers without picking a diagram first</w:t>
       </w:r>
     </w:p>
@@ -401,7 +546,16 @@
     </w:p>
     <w:p>
       <w:r>
-        <w:t>A photon propagator, −ig_μν/(k²+iε), falls off like 1/k² at large k: two powers of k removed from wherever it appears. An electron propagator, i(k̸+m)/(k²−m²+iε), falls off like k/k²=1/k at large k, since its numerator itself carries one explicit power of the momentum: only one power of k removed, not two. Every internal photon line in a diagram therefore contributes −2 to the running count, and every internal electron line contributes −1.</w:t>
+        <w:t>A photon propagator, −ig</w:t>
+      </w:r>
+      <w:r>
+        <w:rPr>
+          <w:vertAlign w:val="subscript"/>
+        </w:rPr>
+        <w:t>μν</w:t>
+      </w:r>
+      <w:r>
+        <w:t>/(k²+iε), falls off like 1/k² at large k: two powers of k removed from wherever it appears. An electron propagator, i(k̸+m)/(k²−m²+iε), falls off like k/k²=1/k at large k, since its numerator itself carries one explicit power of the momentum: only one power of k removed, not two. Every internal photon line in a diagram therefore contributes −2 to the running count, and every internal electron line contributes −1.</w:t>
       </w:r>
     </w:p>
     <w:p>
@@ -474,7 +628,34 @@
     </w:p>
     <w:p>
       <w:r>
-        <w:t>with P_γ the number of internal photon lines and P_e the number of internal electron lines in the diagram, and D the net power of k surviving at large momentum: a positive D means the integral grows like Λ^D, D=0 means it grows like ln Λ, and a negative D, not yet seen in this course, would mean the integral converges outright.</w:t>
+        <w:t>with P</w:t>
+      </w:r>
+      <w:r>
+        <w:rPr>
+          <w:vertAlign w:val="subscript"/>
+        </w:rPr>
+        <w:t>γ</w:t>
+      </w:r>
+      <w:r>
+        <w:t xml:space="preserve"> the number of internal photon lines and P</w:t>
+      </w:r>
+      <w:r>
+        <w:rPr>
+          <w:vertAlign w:val="subscript"/>
+        </w:rPr>
+        <w:t>e</w:t>
+      </w:r>
+      <w:r>
+        <w:t xml:space="preserve"> the number of internal electron lines in the diagram, and D the net power of k surviving at large momentum: a positive D means the integral grows like Λ</w:t>
+      </w:r>
+      <w:r>
+        <w:rPr>
+          <w:vertAlign w:val="superscript"/>
+        </w:rPr>
+        <w:t>D</w:t>
+      </w:r>
+      <w:r>
+        <w:t>, D=0 means it grows like ln Λ, and a negative D, not yet seen in this course, would mean the integral converges outright.</w:t>
       </w:r>
     </w:p>
     <w:p>
@@ -509,7 +690,25 @@
     </w:p>
     <w:p>
       <w:r>
-        <w:t>Lesson 63's diagram has L=1, P_γ=0 (both photon lines are external, none internal), P_e=2 (the two internal electron lines forming the loop). Section 2.3 gives D=4(1)−2(0)−2=4−0−2=2, matching Lesson 63, Section 3.2, exactly.</w:t>
+        <w:t>Lesson 63's diagram has L=1, P</w:t>
+      </w:r>
+      <w:r>
+        <w:rPr>
+          <w:vertAlign w:val="subscript"/>
+        </w:rPr>
+        <w:t>γ</w:t>
+      </w:r>
+      <w:r>
+        <w:t>=0 (both photon lines are external, none internal), P</w:t>
+      </w:r>
+      <w:r>
+        <w:rPr>
+          <w:vertAlign w:val="subscript"/>
+        </w:rPr>
+        <w:t>e</w:t>
+      </w:r>
+      <w:r>
+        <w:t>=2 (the two internal electron lines forming the loop). Section 2.3 gives D=4(1)−2(0)−2=4−0−2=2, matching Lesson 63, Section 3.2, exactly.</w:t>
       </w:r>
     </w:p>
     <w:p>
@@ -522,7 +721,25 @@
     </w:p>
     <w:p>
       <w:r>
-        <w:t>Lesson 64's diagram has L=1, P_γ=1 (one internal photon line), P_e=1 (one internal electron line). D=4(1)−2(1)−1=4−2−1=1, matching Lesson 64, Section 4.2.</w:t>
+        <w:t>Lesson 64's diagram has L=1, P</w:t>
+      </w:r>
+      <w:r>
+        <w:rPr>
+          <w:vertAlign w:val="subscript"/>
+        </w:rPr>
+        <w:t>γ</w:t>
+      </w:r>
+      <w:r>
+        <w:t>=1 (one internal photon line), P</w:t>
+      </w:r>
+      <w:r>
+        <w:rPr>
+          <w:vertAlign w:val="subscript"/>
+        </w:rPr>
+        <w:t>e</w:t>
+      </w:r>
+      <w:r>
+        <w:t>=1 (one internal electron line). D=4(1)−2(1)−1=4−2−1=1, matching Lesson 64, Section 4.2.</w:t>
       </w:r>
     </w:p>
     <w:p>
@@ -535,7 +752,25 @@
     </w:p>
     <w:p>
       <w:r>
-        <w:t>Lesson 65's diagram has L=1, P_γ=1, P_e=2 (two internal electron lines). D=4(1)−2(1)−2=4−2−2=0, matching Lesson 65, Section 4.2.</w:t>
+        <w:t>Lesson 65's diagram has L=1, P</w:t>
+      </w:r>
+      <w:r>
+        <w:rPr>
+          <w:vertAlign w:val="subscript"/>
+        </w:rPr>
+        <w:t>γ</w:t>
+      </w:r>
+      <w:r>
+        <w:t>=1, P</w:t>
+      </w:r>
+      <w:r>
+        <w:rPr>
+          <w:vertAlign w:val="subscript"/>
+        </w:rPr>
+        <w:t>e</w:t>
+      </w:r>
+      <w:r>
+        <w:t>=2 (two internal electron lines). D=4(1)−2(1)−2=4−2−2=0, matching Lesson 65, Section 4.2.</w:t>
       </w:r>
     </w:p>
     <w:p>
@@ -570,7 +805,25 @@
     </w:p>
     <w:p>
       <w:r>
-        <w:t>Every QED vertex, ψ̄γ^μψA_μ, joins exactly two fermion-line-ends and one photon-line-end, regardless of which specific diagram it sits inside. Across a diagram with V vertices, this fixes the total count of fermion-line-ends at 2V, and the total count of photon-line-ends at V.</w:t>
+        <w:t>Every QED vertex, ψ̄γ</w:t>
+      </w:r>
+      <w:r>
+        <w:rPr>
+          <w:vertAlign w:val="superscript"/>
+        </w:rPr>
+        <w:t>μ</w:t>
+      </w:r>
+      <w:r>
+        <w:t>ψA</w:t>
+      </w:r>
+      <w:r>
+        <w:rPr>
+          <w:vertAlign w:val="subscript"/>
+        </w:rPr>
+        <w:t>μ</w:t>
+      </w:r>
+      <w:r>
+        <w:t>, joins exactly two fermion-line-ends and one photon-line-end, regardless of which specific diagram it sits inside. Across a diagram with V vertices, this fixes the total count of fermion-line-ends at 2V, and the total count of photon-line-ends at V.</w:t>
       </w:r>
     </w:p>
     <w:p>
@@ -637,7 +890,25 @@
     </w:p>
     <w:p>
       <w:r>
-        <w:t>since each of the P_e internal electron lines supplies two vertex-ends and each of the E_e external electron lines supplies one. The identical reasoning for photon lines gives</w:t>
+        <w:t>since each of the P</w:t>
+      </w:r>
+      <w:r>
+        <w:rPr>
+          <w:vertAlign w:val="subscript"/>
+        </w:rPr>
+        <w:t>e</w:t>
+      </w:r>
+      <w:r>
+        <w:t xml:space="preserve"> internal electron lines supplies two vertex-ends and each of the E</w:t>
+      </w:r>
+      <w:r>
+        <w:rPr>
+          <w:vertAlign w:val="subscript"/>
+        </w:rPr>
+        <w:t>e</w:t>
+      </w:r>
+      <w:r>
+        <w:t xml:space="preserve"> external electron lines supplies one. The identical reasoning for photon lines gives</w:t>
       </w:r>
     </w:p>
     <w:p>
@@ -699,7 +970,133 @@
     </w:p>
     <w:p>
       <w:r>
-        <w:t>Solving Section 4.2's two relations, P_e=V−E_e/2 and P_γ=(V−E_γ)/2. Lesson 62, Section 4.1, gives L=P_e+P_γ−V+1 (writing I=P_e+P_γ for the total internal lines); substituting,</w:t>
+        <w:t>Solving Section 4.2's two relations, P</w:t>
+      </w:r>
+      <w:r>
+        <w:rPr>
+          <w:vertAlign w:val="subscript"/>
+        </w:rPr>
+        <w:t>e</w:t>
+      </w:r>
+      <w:r>
+        <w:t>=V−E</w:t>
+      </w:r>
+      <w:r>
+        <w:rPr>
+          <w:vertAlign w:val="subscript"/>
+        </w:rPr>
+        <w:t>e</w:t>
+      </w:r>
+      <w:r>
+        <w:t>/2 and P</w:t>
+      </w:r>
+      <w:r>
+        <w:rPr>
+          <w:vertAlign w:val="subscript"/>
+        </w:rPr>
+        <w:t>γ</w:t>
+      </w:r>
+      <w:r>
+        <w:t>=(V−E</w:t>
+      </w:r>
+      <w:r>
+        <w:rPr>
+          <w:vertAlign w:val="subscript"/>
+        </w:rPr>
+        <w:t>γ</w:t>
+      </w:r>
+      <w:r>
+        <w:t>)/2. Lesson 62, Section 4.1, gives L=P</w:t>
+      </w:r>
+      <w:r>
+        <w:rPr>
+          <w:vertAlign w:val="subscript"/>
+        </w:rPr>
+        <w:t>e</w:t>
+      </w:r>
+      <w:r>
+        <w:t>+P</w:t>
+      </w:r>
+      <w:r>
+        <w:rPr>
+          <w:vertAlign w:val="subscript"/>
+        </w:rPr>
+        <w:t>γ</w:t>
+      </w:r>
+      <w:r>
+        <w:t>−V+1 (writing I=P</w:t>
+      </w:r>
+      <w:r>
+        <w:rPr>
+          <w:vertAlign w:val="subscript"/>
+        </w:rPr>
+        <w:t>e</w:t>
+      </w:r>
+      <w:r>
+        <w:t>+P</w:t>
+      </w:r>
+      <w:r>
+        <w:rPr>
+          <w:vertAlign w:val="subscript"/>
+        </w:rPr>
+        <w:t>γ</w:t>
+      </w:r>
+      <w:r>
+        <w:t xml:space="preserve"> for the total internal lines); substituting,</w:t>
+      </w:r>
+    </w:p>
+    <w:p>
+      <w:pPr>
+        <w:keepNext/>
+        <w:spacing w:before="160" w:after="40"/>
+        <w:jc w:val="center"/>
+      </w:pPr>
+      <w:r>
+        <w:drawing>
+          <wp:inline xmlns:a="http://schemas.openxmlformats.org/drawingml/2006/main" xmlns:pic="http://schemas.openxmlformats.org/drawingml/2006/picture">
+            <wp:extent cx="5486400" cy="1449150"/>
+            <wp:docPr id="1" name="Picture 1"/>
+            <wp:cNvGraphicFramePr>
+              <a:graphicFrameLocks noChangeAspect="1"/>
+            </wp:cNvGraphicFramePr>
+            <a:graphic>
+              <a:graphicData uri="http://schemas.openxmlformats.org/drawingml/2006/picture">
+                <pic:pic>
+                  <pic:nvPicPr>
+                    <pic:cNvPr id="0" name="L66_powercount.png"/>
+                    <pic:cNvPicPr/>
+                  </pic:nvPicPr>
+                  <pic:blipFill>
+                    <a:blip r:embed="rId11"/>
+                    <a:stretch>
+                      <a:fillRect/>
+                    </a:stretch>
+                  </pic:blipFill>
+                  <pic:spPr>
+                    <a:xfrm>
+                      <a:off x="0" y="0"/>
+                      <a:ext cx="5486400" cy="1449150"/>
+                    </a:xfrm>
+                    <a:prstGeom prst="rect"/>
+                  </pic:spPr>
+                </pic:pic>
+              </a:graphicData>
+            </a:graphic>
+          </wp:inline>
+        </w:drawing>
+      </w:r>
+    </w:p>
+    <w:p>
+      <w:pPr>
+        <w:spacing w:after="200"/>
+        <w:jc w:val="center"/>
+      </w:pPr>
+      <w:r>
+        <w:rPr>
+          <w:i/>
+          <w:sz w:val="19"/>
+        </w:rPr>
+        <w:t>Figure 66.1. Power counting from external lines alone. Only a handful of amplitudes have D ≥ 0; symmetry softens their actual divergences to logarithms.</w:t>
       </w:r>
     </w:p>
     <w:p>
@@ -863,7 +1260,43 @@
     </w:p>
     <w:p>
       <w:r>
-        <w:t>Substituting this, together with Section 4.2's expressions for P_e and P_γ, into Section 2.3's D=4L−2P_γ−P_e (Exercise 10 carries out every term of this substitution),</w:t>
+        <w:t>Substituting this, together with Section 4.2's expressions for P</w:t>
+      </w:r>
+      <w:r>
+        <w:rPr>
+          <w:vertAlign w:val="subscript"/>
+        </w:rPr>
+        <w:t>e</w:t>
+      </w:r>
+      <w:r>
+        <w:t xml:space="preserve"> and P</w:t>
+      </w:r>
+      <w:r>
+        <w:rPr>
+          <w:vertAlign w:val="subscript"/>
+        </w:rPr>
+        <w:t>γ</w:t>
+      </w:r>
+      <w:r>
+        <w:t>, into Section 2.3's D=4L−2P</w:t>
+      </w:r>
+      <w:r>
+        <w:rPr>
+          <w:vertAlign w:val="subscript"/>
+        </w:rPr>
+        <w:t>γ</w:t>
+      </w:r>
+      <w:r>
+        <w:t>−P</w:t>
+      </w:r>
+      <w:r>
+        <w:rPr>
+          <w:vertAlign w:val="subscript"/>
+        </w:rPr>
+        <w:t>e</w:t>
+      </w:r>
+      <w:r>
+        <w:t xml:space="preserve"> (Exercise 10 carries out every term of this substitution),</w:t>
       </w:r>
     </w:p>
     <w:p>
@@ -932,7 +1365,25 @@
     </w:p>
     <w:p>
       <w:r>
-        <w:t>a formula built entirely from the number of external legs, with every trace of V, L, P_e, and P_γ canceled away.</w:t>
+        <w:t>a formula built entirely from the number of external legs, with every trace of V, L, P</w:t>
+      </w:r>
+      <w:r>
+        <w:rPr>
+          <w:vertAlign w:val="subscript"/>
+        </w:rPr>
+        <w:t>e</w:t>
+      </w:r>
+      <w:r>
+        <w:t>, and P</w:t>
+      </w:r>
+      <w:r>
+        <w:rPr>
+          <w:vertAlign w:val="subscript"/>
+        </w:rPr>
+        <w:t>γ</w:t>
+      </w:r>
+      <w:r>
+        <w:t xml:space="preserve"> canceled away.</w:t>
       </w:r>
     </w:p>
     <w:p>
@@ -946,7 +1397,25 @@
     </w:p>
     <w:p>
       <w:r>
-        <w:t>Verify Section 4.3's formula against vacuum polarization directly, using only its external legs. Vacuum polarization has two external photon legs and no external electron legs, E_e=0, E_γ=2, giving D=4−(3/2)(0)−2=4−2=2, matching Section 3.1 without any reference to how many internal lines or vertices the diagram happens to have.</w:t>
+        <w:t>Verify Section 4.3's formula against vacuum polarization directly, using only its external legs. Vacuum polarization has two external photon legs and no external electron legs, E</w:t>
+      </w:r>
+      <w:r>
+        <w:rPr>
+          <w:vertAlign w:val="subscript"/>
+        </w:rPr>
+        <w:t>e</w:t>
+      </w:r>
+      <w:r>
+        <w:t>=0, E</w:t>
+      </w:r>
+      <w:r>
+        <w:rPr>
+          <w:vertAlign w:val="subscript"/>
+        </w:rPr>
+        <w:t>γ</w:t>
+      </w:r>
+      <w:r>
+        <w:t>=2, giving D=4−(3/2)(0)−2=4−2=2, matching Section 3.1 without any reference to how many internal lines or vertices the diagram happens to have.</w:t>
       </w:r>
     </w:p>
     <w:p>
@@ -967,7 +1436,52 @@
     </w:p>
     <w:p>
       <w:r>
-        <w:t>D≥0 is required for a diagram to diverge at all (D&lt;0 means the integral already converges, however it might still be handled). Section 4.3's formula, D=4−(3/2)E_e−E_γ, forces (3/2)E_e+E_γ≤4, and since E_e must be even for any QED diagram (electron lines cannot simply end; Lesson 49's fermion-flow arrows must run continuously from an incoming leg to an outgoing one), the only possibilities are:</w:t>
+        <w:t>D≥0 is required for a diagram to diverge at all (D&lt;0 means the integral already converges, however it might still be handled). Section 4.3's formula, D=4−(3/2)E</w:t>
+      </w:r>
+      <w:r>
+        <w:rPr>
+          <w:vertAlign w:val="subscript"/>
+        </w:rPr>
+        <w:t>e</w:t>
+      </w:r>
+      <w:r>
+        <w:t>−E</w:t>
+      </w:r>
+      <w:r>
+        <w:rPr>
+          <w:vertAlign w:val="subscript"/>
+        </w:rPr>
+        <w:t>γ</w:t>
+      </w:r>
+      <w:r>
+        <w:t>, forces (3/2)E</w:t>
+      </w:r>
+      <w:r>
+        <w:rPr>
+          <w:vertAlign w:val="subscript"/>
+        </w:rPr>
+        <w:t>e</w:t>
+      </w:r>
+      <w:r>
+        <w:t>+E</w:t>
+      </w:r>
+      <w:r>
+        <w:rPr>
+          <w:vertAlign w:val="subscript"/>
+        </w:rPr>
+        <w:t>γ</w:t>
+      </w:r>
+      <w:r>
+        <w:t>≤4, and since E</w:t>
+      </w:r>
+      <w:r>
+        <w:rPr>
+          <w:vertAlign w:val="subscript"/>
+        </w:rPr>
+        <w:t>e</w:t>
+      </w:r>
+      <w:r>
+        <w:t xml:space="preserve"> must be even for any QED diagram (electron lines cannot simply end; Lesson 49's fermion-flow arrows must run continuously from an incoming leg to an outgoing one), the only possibilities are:</w:t>
       </w:r>
     </w:p>
     <w:tbl>
@@ -1477,7 +1991,22 @@
           </w:tcPr>
           <w:p>
             <w:r>
-              <w:t>D=4L−2P_γ−P_e</w:t>
+              <w:t>D=4L−2P</w:t>
+            </w:r>
+            <w:r>
+              <w:rPr>
+                <w:vertAlign w:val="subscript"/>
+              </w:rPr>
+              <w:t>γ</w:t>
+            </w:r>
+            <w:r>
+              <w:t>−P</w:t>
+            </w:r>
+            <w:r>
+              <w:rPr>
+                <w:vertAlign w:val="subscript"/>
+              </w:rPr>
+              <w:t>e</w:t>
             </w:r>
           </w:p>
         </w:tc>
@@ -1514,7 +2043,22 @@
           </w:tcPr>
           <w:p>
             <w:r>
-              <w:t>D=4−(3/2)E_e−E_γ</w:t>
+              <w:t>D=4−(3/2)E</w:t>
+            </w:r>
+            <w:r>
+              <w:rPr>
+                <w:vertAlign w:val="subscript"/>
+              </w:rPr>
+              <w:t>e</w:t>
+            </w:r>
+            <w:r>
+              <w:t>−E</w:t>
+            </w:r>
+            <w:r>
+              <w:rPr>
+                <w:vertAlign w:val="subscript"/>
+              </w:rPr>
+              <w:t>γ</w:t>
             </w:r>
           </w:p>
         </w:tc>
@@ -1629,7 +2173,25 @@
         </w:numPr>
       </w:pPr>
       <w:r>
-        <w:t>Counting powers of the loop momentum in general, rather than diagram by diagram, gives D=4L−2P_γ−P_e, with +4 per independent loop and −2 or −1 per internal photon or electron line respectively.</w:t>
+        <w:t>Counting powers of the loop momentum in general, rather than diagram by diagram, gives D=4L−2P</w:t>
+      </w:r>
+      <w:r>
+        <w:rPr>
+          <w:vertAlign w:val="subscript"/>
+        </w:rPr>
+        <w:t>γ</w:t>
+      </w:r>
+      <w:r>
+        <w:t>−P</w:t>
+      </w:r>
+      <w:r>
+        <w:rPr>
+          <w:vertAlign w:val="subscript"/>
+        </w:rPr>
+        <w:t>e</w:t>
+      </w:r>
+      <w:r>
+        <w:t>, with +4 per independent loop and −2 or −1 per internal photon or electron line respectively.</w:t>
       </w:r>
     </w:p>
     <w:p>
@@ -1653,7 +2215,25 @@
         </w:numPr>
       </w:pPr>
       <w:r>
-        <w:t>Using the fact that every QED vertex joins two fermion-line-ends and one photon-line-end, the internal-line counts can be eliminated entirely, giving D=4−(3/2)E_e−E_γ in terms of external legs alone.</w:t>
+        <w:t>Using the fact that every QED vertex joins two fermion-line-ends and one photon-line-end, the internal-line counts can be eliminated entirely, giving D=4−(3/2)E</w:t>
+      </w:r>
+      <w:r>
+        <w:rPr>
+          <w:vertAlign w:val="subscript"/>
+        </w:rPr>
+        <w:t>e</w:t>
+      </w:r>
+      <w:r>
+        <w:t>−E</w:t>
+      </w:r>
+      <w:r>
+        <w:rPr>
+          <w:vertAlign w:val="subscript"/>
+        </w:rPr>
+        <w:t>γ</w:t>
+      </w:r>
+      <w:r>
+        <w:t xml:space="preserve"> in terms of external legs alone.</w:t>
       </w:r>
     </w:p>
     <w:p>
@@ -1778,7 +2358,13 @@
           </w:tcPr>
           <w:p>
             <w:r>
-              <w:t>State, from memory, the degree of divergence found for each of Lessons 63, 64, and 64, and the pattern connecting the three numbers.</w:t>
+              <w:rPr>
+                <w:b/>
+              </w:rPr>
+              <w:t>Core.</w:t>
+            </w:r>
+            <w:r>
+              <w:t xml:space="preserve"> State, from memory, the degree of divergence found for each of Lessons 63, 64, and 64, and the pattern connecting the three numbers.</w:t>
             </w:r>
           </w:p>
         </w:tc>
@@ -1816,7 +2402,13 @@
           </w:tcPr>
           <w:p>
             <w:r>
-              <w:t>Explain why a photon propagator contributes −2 to D while an electron propagator contributes only −1, referring to how each one's numerator behaves at large k.</w:t>
+              <w:rPr>
+                <w:b/>
+              </w:rPr>
+              <w:t>Extension.</w:t>
+            </w:r>
+            <w:r>
+              <w:t xml:space="preserve"> Explain why a photon propagator contributes −2 to D while an electron propagator contributes only −1, referring to how each one's numerator behaves at large k.</w:t>
             </w:r>
           </w:p>
         </w:tc>
@@ -1852,7 +2444,49 @@
           </w:tcPr>
           <w:p>
             <w:r>
-              <w:t>Verify D=4L−2P_γ−P_e for vacuum polarization by substituting L=1, P_γ=0, P_e=2.</w:t>
+              <w:rPr>
+                <w:b/>
+              </w:rPr>
+              <w:t>Core.</w:t>
+            </w:r>
+            <w:r>
+              <w:t xml:space="preserve"> Verify D=4L−2P</w:t>
+            </w:r>
+            <w:r>
+              <w:rPr>
+                <w:vertAlign w:val="subscript"/>
+              </w:rPr>
+              <w:t>γ</w:t>
+            </w:r>
+            <w:r>
+              <w:t>−P</w:t>
+            </w:r>
+            <w:r>
+              <w:rPr>
+                <w:vertAlign w:val="subscript"/>
+              </w:rPr>
+              <w:t>e</w:t>
+            </w:r>
+            <w:r>
+              <w:t xml:space="preserve"> for vacuum polarization by substituting L=1, P</w:t>
+            </w:r>
+            <w:r>
+              <w:rPr>
+                <w:vertAlign w:val="subscript"/>
+              </w:rPr>
+              <w:t>γ</w:t>
+            </w:r>
+            <w:r>
+              <w:t>=0, P</w:t>
+            </w:r>
+            <w:r>
+              <w:rPr>
+                <w:vertAlign w:val="subscript"/>
+              </w:rPr>
+              <w:t>e</w:t>
+            </w:r>
+            <w:r>
+              <w:t>=2.</w:t>
             </w:r>
           </w:p>
         </w:tc>
@@ -1890,7 +2524,31 @@
           </w:tcPr>
           <w:p>
             <w:r>
-              <w:t>Verify the same formula for electron self-energy, using L=1, P_γ=1, P_e=1.</w:t>
+              <w:rPr>
+                <w:b/>
+              </w:rPr>
+              <w:t>Core.</w:t>
+            </w:r>
+            <w:r>
+              <w:t xml:space="preserve"> Verify the same formula for electron self-energy, using L=1, P</w:t>
+            </w:r>
+            <w:r>
+              <w:rPr>
+                <w:vertAlign w:val="subscript"/>
+              </w:rPr>
+              <w:t>γ</w:t>
+            </w:r>
+            <w:r>
+              <w:t>=1, P</w:t>
+            </w:r>
+            <w:r>
+              <w:rPr>
+                <w:vertAlign w:val="subscript"/>
+              </w:rPr>
+              <w:t>e</w:t>
+            </w:r>
+            <w:r>
+              <w:t>=1.</w:t>
             </w:r>
           </w:p>
         </w:tc>
@@ -1926,7 +2584,31 @@
           </w:tcPr>
           <w:p>
             <w:r>
-              <w:t>Verify the same formula for the vertex correction, using L=1, P_γ=1, P_e=2.</w:t>
+              <w:rPr>
+                <w:b/>
+              </w:rPr>
+              <w:t>Core.</w:t>
+            </w:r>
+            <w:r>
+              <w:t xml:space="preserve"> Verify the same formula for the vertex correction, using L=1, P</w:t>
+            </w:r>
+            <w:r>
+              <w:rPr>
+                <w:vertAlign w:val="subscript"/>
+              </w:rPr>
+              <w:t>γ</w:t>
+            </w:r>
+            <w:r>
+              <w:t>=1, P</w:t>
+            </w:r>
+            <w:r>
+              <w:rPr>
+                <w:vertAlign w:val="subscript"/>
+              </w:rPr>
+              <w:t>e</w:t>
+            </w:r>
+            <w:r>
+              <w:t>=2.</w:t>
             </w:r>
           </w:p>
         </w:tc>
@@ -1964,7 +2646,13 @@
           </w:tcPr>
           <w:p>
             <w:r>
-              <w:t>Explain why passing all three checks of Exercises 3–5 is meaningful evidence for Section 2.3's formula, rather than a foregone conclusion.</w:t>
+              <w:rPr>
+                <w:b/>
+              </w:rPr>
+              <w:t>Extension.</w:t>
+            </w:r>
+            <w:r>
+              <w:t xml:space="preserve"> Explain why passing all three checks of Exercises 3–5 is meaningful evidence for Section 2.3's formula, rather than a foregone conclusion.</w:t>
             </w:r>
           </w:p>
         </w:tc>
@@ -2000,7 +2688,31 @@
           </w:tcPr>
           <w:p>
             <w:r>
-              <w:t>State how many fermion-line-ends and photon-line-ends a single QED vertex supplies, and explain why this number is fixed, referring to the specific fields appearing in the interaction term ψ̄γ^μψA_μ.</w:t>
+              <w:rPr>
+                <w:b/>
+              </w:rPr>
+              <w:t>Core.</w:t>
+            </w:r>
+            <w:r>
+              <w:t xml:space="preserve"> State how many fermion-line-ends and photon-line-ends a single QED vertex supplies, and explain why this number is fixed, referring to the specific fields appearing in the interaction term ψ̄γ</w:t>
+            </w:r>
+            <w:r>
+              <w:rPr>
+                <w:vertAlign w:val="superscript"/>
+              </w:rPr>
+              <w:t>μ</w:t>
+            </w:r>
+            <w:r>
+              <w:t>ψA</w:t>
+            </w:r>
+            <w:r>
+              <w:rPr>
+                <w:vertAlign w:val="subscript"/>
+              </w:rPr>
+              <w:t>μ</w:t>
+            </w:r>
+            <w:r>
+              <w:t>.</w:t>
             </w:r>
           </w:p>
         </w:tc>
@@ -2038,7 +2750,31 @@
           </w:tcPr>
           <w:p>
             <w:r>
-              <w:t>Derive 2V=2P_e+E_e by counting fermion-line-ends two different ways, following Section 4.2.</w:t>
+              <w:rPr>
+                <w:b/>
+              </w:rPr>
+              <w:t>Extension.</w:t>
+            </w:r>
+            <w:r>
+              <w:t xml:space="preserve"> Derive 2V=2P</w:t>
+            </w:r>
+            <w:r>
+              <w:rPr>
+                <w:vertAlign w:val="subscript"/>
+              </w:rPr>
+              <w:t>e</w:t>
+            </w:r>
+            <w:r>
+              <w:t>+E</w:t>
+            </w:r>
+            <w:r>
+              <w:rPr>
+                <w:vertAlign w:val="subscript"/>
+              </w:rPr>
+              <w:t>e</w:t>
+            </w:r>
+            <w:r>
+              <w:t xml:space="preserve"> by counting fermion-line-ends two different ways, following Section 4.2.</w:t>
             </w:r>
           </w:p>
         </w:tc>
@@ -2074,7 +2810,31 @@
           </w:tcPr>
           <w:p>
             <w:r>
-              <w:t>Derive V=2P_γ+E_γ by the identical method applied to photon-line-ends.</w:t>
+              <w:rPr>
+                <w:b/>
+              </w:rPr>
+              <w:t>Extension.</w:t>
+            </w:r>
+            <w:r>
+              <w:t xml:space="preserve"> Derive V=2P</w:t>
+            </w:r>
+            <w:r>
+              <w:rPr>
+                <w:vertAlign w:val="subscript"/>
+              </w:rPr>
+              <w:t>γ</w:t>
+            </w:r>
+            <w:r>
+              <w:t>+E</w:t>
+            </w:r>
+            <w:r>
+              <w:rPr>
+                <w:vertAlign w:val="subscript"/>
+              </w:rPr>
+              <w:t>γ</w:t>
+            </w:r>
+            <w:r>
+              <w:t xml:space="preserve"> by the identical method applied to photon-line-ends.</w:t>
             </w:r>
           </w:p>
         </w:tc>
@@ -2112,7 +2872,49 @@
           </w:tcPr>
           <w:p>
             <w:r>
-              <w:t>Substitute Exercise 8 and Exercise 9's results, together with Lesson 62's L=I−V+1, into D=4L−2P_γ−P_e, and carry out the algebra step by step to derive D=4−(3/2)E_e−E_γ.</w:t>
+              <w:rPr>
+                <w:b/>
+              </w:rPr>
+              <w:t>Extension.</w:t>
+            </w:r>
+            <w:r>
+              <w:t xml:space="preserve"> Substitute Exercise 8 and Exercise 9's results, together with Lesson 62's L=I−V+1, into D=4L−2P</w:t>
+            </w:r>
+            <w:r>
+              <w:rPr>
+                <w:vertAlign w:val="subscript"/>
+              </w:rPr>
+              <w:t>γ</w:t>
+            </w:r>
+            <w:r>
+              <w:t>−P</w:t>
+            </w:r>
+            <w:r>
+              <w:rPr>
+                <w:vertAlign w:val="subscript"/>
+              </w:rPr>
+              <w:t>e</w:t>
+            </w:r>
+            <w:r>
+              <w:t>, and carry out the algebra step by step to derive D=4−(3/2)E</w:t>
+            </w:r>
+            <w:r>
+              <w:rPr>
+                <w:vertAlign w:val="subscript"/>
+              </w:rPr>
+              <w:t>e</w:t>
+            </w:r>
+            <w:r>
+              <w:t>−E</w:t>
+            </w:r>
+            <w:r>
+              <w:rPr>
+                <w:vertAlign w:val="subscript"/>
+              </w:rPr>
+              <w:t>γ</w:t>
+            </w:r>
+            <w:r>
+              <w:t>.</w:t>
             </w:r>
           </w:p>
         </w:tc>
@@ -2148,7 +2950,31 @@
           </w:tcPr>
           <w:p>
             <w:r>
-              <w:t>Verify Section 4.3's formula against electron self-energy directly, using its external legs, E_e=2, E_γ=0.</w:t>
+              <w:rPr>
+                <w:b/>
+              </w:rPr>
+              <w:t>Core.</w:t>
+            </w:r>
+            <w:r>
+              <w:t xml:space="preserve"> Verify Section 4.3's formula against electron self-energy directly, using its external legs, E</w:t>
+            </w:r>
+            <w:r>
+              <w:rPr>
+                <w:vertAlign w:val="subscript"/>
+              </w:rPr>
+              <w:t>e</w:t>
+            </w:r>
+            <w:r>
+              <w:t>=2, E</w:t>
+            </w:r>
+            <w:r>
+              <w:rPr>
+                <w:vertAlign w:val="subscript"/>
+              </w:rPr>
+              <w:t>γ</w:t>
+            </w:r>
+            <w:r>
+              <w:t>=0.</w:t>
             </w:r>
           </w:p>
         </w:tc>
@@ -2186,7 +3012,31 @@
           </w:tcPr>
           <w:p>
             <w:r>
-              <w:t>Verify Section 4.3's formula against the vertex correction directly, using E_e=2, E_γ=1.</w:t>
+              <w:rPr>
+                <w:b/>
+              </w:rPr>
+              <w:t>Core.</w:t>
+            </w:r>
+            <w:r>
+              <w:t xml:space="preserve"> Verify Section 4.3's formula against the vertex correction directly, using E</w:t>
+            </w:r>
+            <w:r>
+              <w:rPr>
+                <w:vertAlign w:val="subscript"/>
+              </w:rPr>
+              <w:t>e</w:t>
+            </w:r>
+            <w:r>
+              <w:t>=2, E</w:t>
+            </w:r>
+            <w:r>
+              <w:rPr>
+                <w:vertAlign w:val="subscript"/>
+              </w:rPr>
+              <w:t>γ</w:t>
+            </w:r>
+            <w:r>
+              <w:t>=1.</w:t>
             </w:r>
           </w:p>
         </w:tc>
@@ -2222,7 +3072,22 @@
           </w:tcPr>
           <w:p>
             <w:r>
-              <w:t>Explain why E_e must always be even in a QED diagram, referring to Lesson 49's fermion-flow arrows.</w:t>
+              <w:rPr>
+                <w:b/>
+              </w:rPr>
+              <w:t>Extension.</w:t>
+            </w:r>
+            <w:r>
+              <w:t xml:space="preserve"> Explain why E</w:t>
+            </w:r>
+            <w:r>
+              <w:rPr>
+                <w:vertAlign w:val="subscript"/>
+              </w:rPr>
+              <w:t>e</w:t>
+            </w:r>
+            <w:r>
+              <w:t xml:space="preserve"> must always be even in a QED diagram, referring to Lesson 49's fermion-flow arrows.</w:t>
             </w:r>
           </w:p>
         </w:tc>
@@ -2260,7 +3125,40 @@
           </w:tcPr>
           <w:p>
             <w:r>
-              <w:t>List every combination of E_e and E_γ (with E_e even) giving D≥0, and confirm Section 5.1's table is complete.</w:t>
+              <w:rPr>
+                <w:b/>
+              </w:rPr>
+              <w:t>Extension.</w:t>
+            </w:r>
+            <w:r>
+              <w:t xml:space="preserve"> List every combination of E</w:t>
+            </w:r>
+            <w:r>
+              <w:rPr>
+                <w:vertAlign w:val="subscript"/>
+              </w:rPr>
+              <w:t>e</w:t>
+            </w:r>
+            <w:r>
+              <w:t xml:space="preserve"> and E</w:t>
+            </w:r>
+            <w:r>
+              <w:rPr>
+                <w:vertAlign w:val="subscript"/>
+              </w:rPr>
+              <w:t>γ</w:t>
+            </w:r>
+            <w:r>
+              <w:t xml:space="preserve"> (with E</w:t>
+            </w:r>
+            <w:r>
+              <w:rPr>
+                <w:vertAlign w:val="subscript"/>
+              </w:rPr>
+              <w:t>e</w:t>
+            </w:r>
+            <w:r>
+              <w:t xml:space="preserve"> even) giving D≥0, and confirm Section 5.1's table is complete.</w:t>
             </w:r>
           </w:p>
         </w:tc>
@@ -2296,7 +3194,13 @@
           </w:tcPr>
           <w:p>
             <w:r>
-              <w:t>Explain, in one or two sentences, why a diagram with D&lt;0 is not a source of concern for this course's purposes, even though its integral still needs to be evaluated eventually.</w:t>
+              <w:rPr>
+                <w:b/>
+              </w:rPr>
+              <w:t>Core.</w:t>
+            </w:r>
+            <w:r>
+              <w:t xml:space="preserve"> Explain, in one or two sentences, why a diagram with D&lt;0 is not a source of concern for this course's purposes, even though its integral still needs to be evaluated eventually.</w:t>
             </w:r>
           </w:p>
         </w:tc>
@@ -2334,7 +3238,49 @@
           </w:tcPr>
           <w:p>
             <w:r>
-              <w:t>Challenge: using D=4−(3/2)E_e−E_γ, determine the degree of divergence for a diagram with E_e=4 and E_γ=0 (four external electron legs, no external photons, such as a loop correction to electron-electron scattering), and state whether this diagram is expected to diverge.</w:t>
+              <w:rPr>
+                <w:b/>
+              </w:rPr>
+              <w:t>Challenge.</w:t>
+            </w:r>
+            <w:r>
+              <w:t xml:space="preserve"> Using D=4−(3/2)E</w:t>
+            </w:r>
+            <w:r>
+              <w:rPr>
+                <w:vertAlign w:val="subscript"/>
+              </w:rPr>
+              <w:t>e</w:t>
+            </w:r>
+            <w:r>
+              <w:t>−E</w:t>
+            </w:r>
+            <w:r>
+              <w:rPr>
+                <w:vertAlign w:val="subscript"/>
+              </w:rPr>
+              <w:t>γ</w:t>
+            </w:r>
+            <w:r>
+              <w:t>, determine the degree of divergence for a diagram with E</w:t>
+            </w:r>
+            <w:r>
+              <w:rPr>
+                <w:vertAlign w:val="subscript"/>
+              </w:rPr>
+              <w:t>e</w:t>
+            </w:r>
+            <w:r>
+              <w:t>=4 and E</w:t>
+            </w:r>
+            <w:r>
+              <w:rPr>
+                <w:vertAlign w:val="subscript"/>
+              </w:rPr>
+              <w:t>γ</w:t>
+            </w:r>
+            <w:r>
+              <w:t>=0 (four external electron legs, no external photons, such as a loop correction to electron-electron scattering), and state whether this diagram is expected to diverge.</w:t>
             </w:r>
           </w:p>
         </w:tc>
@@ -2351,6 +3297,14 @@
     <w:p>
       <w:r>
         <w:rPr>
+          <w:i/>
+        </w:rPr>
+        <w:t>Attempt each exercise before reading its solution. If you are stuck, read only the first sentence of the solution, then try again.</w:t>
+      </w:r>
+    </w:p>
+    <w:p>
+      <w:r>
+        <w:rPr>
           <w:b/>
         </w:rPr>
         <w:t>1.</w:t>
@@ -2373,7 +3327,16 @@
         <w:t xml:space="preserve"> </w:t>
       </w:r>
       <w:r>
-        <w:t>A photon propagator's numerator is a fixed number (the metric g_μν or, in the Coulomb-gauge form, the polarization sum), carrying no explicit k-dependence, so its full 1/k² denominator behavior survives unmodified; an electron propagator's numerator, k̸+m, grows like k itself at large momentum, canceling one of the two powers of k in its k²−m² denominator and leaving a net fall-off of only 1/k.</w:t>
+        <w:t>A photon propagator's numerator is a fixed number (the metric g</w:t>
+      </w:r>
+      <w:r>
+        <w:rPr>
+          <w:vertAlign w:val="subscript"/>
+        </w:rPr>
+        <w:t>μν</w:t>
+      </w:r>
+      <w:r>
+        <w:t xml:space="preserve"> or, in the Coulomb-gauge form, the polarization sum), carrying no explicit k-dependence, so its full 1/k² denominator behavior survives unmodified; an electron propagator's numerator, k̸+m, grows like k itself at large momentum, canceling one of the two powers of k in its k²−m² denominator and leaving a net fall-off of only 1/k.</w:t>
       </w:r>
     </w:p>
     <w:p>
@@ -2443,7 +3406,34 @@
         <w:t xml:space="preserve"> </w:t>
       </w:r>
       <w:r>
-        <w:t>A single vertex supplies two fermion-line-ends and one photon-line-end; the interaction term ψ̄γ^μψA_μ contains exactly two Dirac fields (ψ̄ and ψ) and exactly one photon field (A_μ), and each field appearing in the term corresponds to exactly one line meeting the vertex in a diagram.</w:t>
+        <w:t>A single vertex supplies two fermion-line-ends and one photon-line-end; the interaction term ψ̄γ</w:t>
+      </w:r>
+      <w:r>
+        <w:rPr>
+          <w:vertAlign w:val="superscript"/>
+        </w:rPr>
+        <w:t>μ</w:t>
+      </w:r>
+      <w:r>
+        <w:t>ψA</w:t>
+      </w:r>
+      <w:r>
+        <w:rPr>
+          <w:vertAlign w:val="subscript"/>
+        </w:rPr>
+        <w:t>μ</w:t>
+      </w:r>
+      <w:r>
+        <w:t xml:space="preserve"> contains exactly two Dirac fields (ψ̄ and ψ) and exactly one photon field (A</w:t>
+      </w:r>
+      <w:r>
+        <w:rPr>
+          <w:vertAlign w:val="subscript"/>
+        </w:rPr>
+        <w:t>μ</w:t>
+      </w:r>
+      <w:r>
+        <w:t>), and each field appearing in the term corresponds to exactly one line meeting the vertex in a diagram.</w:t>
       </w:r>
     </w:p>
     <w:p>
@@ -2457,7 +3447,61 @@
         <w:t xml:space="preserve"> </w:t>
       </w:r>
       <w:r>
-        <w:t>Every vertex contributes 2 fermion-line-ends (Exercise 7), so V vertices contribute 2V in total. Separately, each of the P_e internal electron lines has both its ends attached to vertices, contributing 2 line-ends per line, or 2P_e in total; each of the E_e external electron lines has only one end attached to a vertex (the other end is free), contributing 1 line-end per line, or E_e in total. Since both countings describe the same set of line-ends, 2V=2P_e+E_e.</w:t>
+        <w:t>Every vertex contributes 2 fermion-line-ends (Exercise 7), so V vertices contribute 2V in total. Separately, each of the P</w:t>
+      </w:r>
+      <w:r>
+        <w:rPr>
+          <w:vertAlign w:val="subscript"/>
+        </w:rPr>
+        <w:t>e</w:t>
+      </w:r>
+      <w:r>
+        <w:t xml:space="preserve"> internal electron lines has both its ends attached to vertices, contributing 2 line-ends per line, or 2P</w:t>
+      </w:r>
+      <w:r>
+        <w:rPr>
+          <w:vertAlign w:val="subscript"/>
+        </w:rPr>
+        <w:t>e</w:t>
+      </w:r>
+      <w:r>
+        <w:t xml:space="preserve"> in total; each of the E</w:t>
+      </w:r>
+      <w:r>
+        <w:rPr>
+          <w:vertAlign w:val="subscript"/>
+        </w:rPr>
+        <w:t>e</w:t>
+      </w:r>
+      <w:r>
+        <w:t xml:space="preserve"> external electron lines has only one end attached to a vertex (the other end is free), contributing 1 line-end per line, or E</w:t>
+      </w:r>
+      <w:r>
+        <w:rPr>
+          <w:vertAlign w:val="subscript"/>
+        </w:rPr>
+        <w:t>e</w:t>
+      </w:r>
+      <w:r>
+        <w:t xml:space="preserve"> in total. Since both countings describe the same set of line-ends, 2V=2P</w:t>
+      </w:r>
+      <w:r>
+        <w:rPr>
+          <w:vertAlign w:val="subscript"/>
+        </w:rPr>
+        <w:t>e</w:t>
+      </w:r>
+      <w:r>
+        <w:t>+E</w:t>
+      </w:r>
+      <w:r>
+        <w:rPr>
+          <w:vertAlign w:val="subscript"/>
+        </w:rPr>
+        <w:t>e</w:t>
+      </w:r>
+      <w:r>
+        <w:t>.</w:t>
       </w:r>
     </w:p>
     <w:p>
@@ -2471,7 +3515,43 @@
         <w:t xml:space="preserve"> </w:t>
       </w:r>
       <w:r>
-        <w:t>By the identical method, each vertex contributes 1 photon-line-end (Exercise 7), giving V in total from all vertices; each of the P_γ internal photon lines contributes 2 line-ends, and each of the E_γ external photon lines contributes 1, giving V=2P_γ+E_γ.</w:t>
+        <w:t>By the identical method, each vertex contributes 1 photon-line-end (Exercise 7), giving V in total from all vertices; each of the P</w:t>
+      </w:r>
+      <w:r>
+        <w:rPr>
+          <w:vertAlign w:val="subscript"/>
+        </w:rPr>
+        <w:t>γ</w:t>
+      </w:r>
+      <w:r>
+        <w:t xml:space="preserve"> internal photon lines contributes 2 line-ends, and each of the E</w:t>
+      </w:r>
+      <w:r>
+        <w:rPr>
+          <w:vertAlign w:val="subscript"/>
+        </w:rPr>
+        <w:t>γ</w:t>
+      </w:r>
+      <w:r>
+        <w:t xml:space="preserve"> external photon lines contributes 1, giving V=2P</w:t>
+      </w:r>
+      <w:r>
+        <w:rPr>
+          <w:vertAlign w:val="subscript"/>
+        </w:rPr>
+        <w:t>γ</w:t>
+      </w:r>
+      <w:r>
+        <w:t>+E</w:t>
+      </w:r>
+      <w:r>
+        <w:rPr>
+          <w:vertAlign w:val="subscript"/>
+        </w:rPr>
+        <w:t>γ</w:t>
+      </w:r>
+      <w:r>
+        <w:t>.</w:t>
       </w:r>
     </w:p>
     <w:p>
@@ -2485,7 +3565,331 @@
         <w:t xml:space="preserve"> </w:t>
       </w:r>
       <w:r>
-        <w:t>From Exercise 8, P_e=V−E_e/2. From Exercise 9, P_γ=(V−E_γ)/2. Substituting into L=P_e+P_γ−V+1: L=(V−E_e/2)+(V−E_γ)/2−V+1=V/2−E_e/2−E_γ/2+1. Substituting all three (P_e, P_γ, and L) into D=4L−2P_γ−P_e: D=4[V/2−E_e/2−E_γ/2+1]−2[(V−E_γ)/2]−[V−E_e/2]=[2V−2E_e−2E_γ+4]−[V−E_γ]−[V−E_e/2]=2V−2E_e−2E_γ+4−V+E_γ−V+E_e/2. Collecting the V terms: 2V−V−V=0. Collecting the E_e terms: −2E_e+E_e/2=−(3/2)E_e. Collecting the E_γ terms: −2E_γ+E_γ=−E_γ. Total: D=4−(3/2)E_e−E_γ.</w:t>
+        <w:t>From Exercise 8, P</w:t>
+      </w:r>
+      <w:r>
+        <w:rPr>
+          <w:vertAlign w:val="subscript"/>
+        </w:rPr>
+        <w:t>e</w:t>
+      </w:r>
+      <w:r>
+        <w:t>=V−E</w:t>
+      </w:r>
+      <w:r>
+        <w:rPr>
+          <w:vertAlign w:val="subscript"/>
+        </w:rPr>
+        <w:t>e</w:t>
+      </w:r>
+      <w:r>
+        <w:t>/2. From Exercise 9, P</w:t>
+      </w:r>
+      <w:r>
+        <w:rPr>
+          <w:vertAlign w:val="subscript"/>
+        </w:rPr>
+        <w:t>γ</w:t>
+      </w:r>
+      <w:r>
+        <w:t>=(V−E</w:t>
+      </w:r>
+      <w:r>
+        <w:rPr>
+          <w:vertAlign w:val="subscript"/>
+        </w:rPr>
+        <w:t>γ</w:t>
+      </w:r>
+      <w:r>
+        <w:t>)/2. Substituting into L=P</w:t>
+      </w:r>
+      <w:r>
+        <w:rPr>
+          <w:vertAlign w:val="subscript"/>
+        </w:rPr>
+        <w:t>e</w:t>
+      </w:r>
+      <w:r>
+        <w:t>+P</w:t>
+      </w:r>
+      <w:r>
+        <w:rPr>
+          <w:vertAlign w:val="subscript"/>
+        </w:rPr>
+        <w:t>γ</w:t>
+      </w:r>
+      <w:r>
+        <w:t>−V+1: L=(V−E</w:t>
+      </w:r>
+      <w:r>
+        <w:rPr>
+          <w:vertAlign w:val="subscript"/>
+        </w:rPr>
+        <w:t>e</w:t>
+      </w:r>
+      <w:r>
+        <w:t>/2)+(V−E</w:t>
+      </w:r>
+      <w:r>
+        <w:rPr>
+          <w:vertAlign w:val="subscript"/>
+        </w:rPr>
+        <w:t>γ</w:t>
+      </w:r>
+      <w:r>
+        <w:t>)/2−V+1=V/2−E</w:t>
+      </w:r>
+      <w:r>
+        <w:rPr>
+          <w:vertAlign w:val="subscript"/>
+        </w:rPr>
+        <w:t>e</w:t>
+      </w:r>
+      <w:r>
+        <w:t>/2−E</w:t>
+      </w:r>
+      <w:r>
+        <w:rPr>
+          <w:vertAlign w:val="subscript"/>
+        </w:rPr>
+        <w:t>γ</w:t>
+      </w:r>
+      <w:r>
+        <w:t>/2+1. Substituting all three (P</w:t>
+      </w:r>
+      <w:r>
+        <w:rPr>
+          <w:vertAlign w:val="subscript"/>
+        </w:rPr>
+        <w:t>e</w:t>
+      </w:r>
+      <w:r>
+        <w:t>, P</w:t>
+      </w:r>
+      <w:r>
+        <w:rPr>
+          <w:vertAlign w:val="subscript"/>
+        </w:rPr>
+        <w:t>γ</w:t>
+      </w:r>
+      <w:r>
+        <w:t>, and L) into D=4L−2P</w:t>
+      </w:r>
+      <w:r>
+        <w:rPr>
+          <w:vertAlign w:val="subscript"/>
+        </w:rPr>
+        <w:t>γ</w:t>
+      </w:r>
+      <w:r>
+        <w:t>−P</w:t>
+      </w:r>
+      <w:r>
+        <w:rPr>
+          <w:vertAlign w:val="subscript"/>
+        </w:rPr>
+        <w:t>e</w:t>
+      </w:r>
+      <w:r>
+        <w:t>: D=4[V/2−E</w:t>
+      </w:r>
+      <w:r>
+        <w:rPr>
+          <w:vertAlign w:val="subscript"/>
+        </w:rPr>
+        <w:t>e</w:t>
+      </w:r>
+      <w:r>
+        <w:t>/2−E</w:t>
+      </w:r>
+      <w:r>
+        <w:rPr>
+          <w:vertAlign w:val="subscript"/>
+        </w:rPr>
+        <w:t>γ</w:t>
+      </w:r>
+      <w:r>
+        <w:t>/2+1]−2[(V−E</w:t>
+      </w:r>
+      <w:r>
+        <w:rPr>
+          <w:vertAlign w:val="subscript"/>
+        </w:rPr>
+        <w:t>γ</w:t>
+      </w:r>
+      <w:r>
+        <w:t>)/2]−[V−E</w:t>
+      </w:r>
+      <w:r>
+        <w:rPr>
+          <w:vertAlign w:val="subscript"/>
+        </w:rPr>
+        <w:t>e</w:t>
+      </w:r>
+      <w:r>
+        <w:t>/2]=[2V−2E</w:t>
+      </w:r>
+      <w:r>
+        <w:rPr>
+          <w:vertAlign w:val="subscript"/>
+        </w:rPr>
+        <w:t>e</w:t>
+      </w:r>
+      <w:r>
+        <w:t>−2E</w:t>
+      </w:r>
+      <w:r>
+        <w:rPr>
+          <w:vertAlign w:val="subscript"/>
+        </w:rPr>
+        <w:t>γ</w:t>
+      </w:r>
+      <w:r>
+        <w:t>+4]−[V−E</w:t>
+      </w:r>
+      <w:r>
+        <w:rPr>
+          <w:vertAlign w:val="subscript"/>
+        </w:rPr>
+        <w:t>γ</w:t>
+      </w:r>
+      <w:r>
+        <w:t>]−[V−E</w:t>
+      </w:r>
+      <w:r>
+        <w:rPr>
+          <w:vertAlign w:val="subscript"/>
+        </w:rPr>
+        <w:t>e</w:t>
+      </w:r>
+      <w:r>
+        <w:t>/2]=2V−2E</w:t>
+      </w:r>
+      <w:r>
+        <w:rPr>
+          <w:vertAlign w:val="subscript"/>
+        </w:rPr>
+        <w:t>e</w:t>
+      </w:r>
+      <w:r>
+        <w:t>−2E</w:t>
+      </w:r>
+      <w:r>
+        <w:rPr>
+          <w:vertAlign w:val="subscript"/>
+        </w:rPr>
+        <w:t>γ</w:t>
+      </w:r>
+      <w:r>
+        <w:t>+4−V+E</w:t>
+      </w:r>
+      <w:r>
+        <w:rPr>
+          <w:vertAlign w:val="subscript"/>
+        </w:rPr>
+        <w:t>γ</w:t>
+      </w:r>
+      <w:r>
+        <w:t>−V+E</w:t>
+      </w:r>
+      <w:r>
+        <w:rPr>
+          <w:vertAlign w:val="subscript"/>
+        </w:rPr>
+        <w:t>e</w:t>
+      </w:r>
+      <w:r>
+        <w:t>/2. Collecting the V terms: 2V−V−V=0. Collecting the E</w:t>
+      </w:r>
+      <w:r>
+        <w:rPr>
+          <w:vertAlign w:val="subscript"/>
+        </w:rPr>
+        <w:t>e</w:t>
+      </w:r>
+      <w:r>
+        <w:t xml:space="preserve"> terms: −2E</w:t>
+      </w:r>
+      <w:r>
+        <w:rPr>
+          <w:vertAlign w:val="subscript"/>
+        </w:rPr>
+        <w:t>e</w:t>
+      </w:r>
+      <w:r>
+        <w:t>+E</w:t>
+      </w:r>
+      <w:r>
+        <w:rPr>
+          <w:vertAlign w:val="subscript"/>
+        </w:rPr>
+        <w:t>e</w:t>
+      </w:r>
+      <w:r>
+        <w:t>/2=−(3/2)E</w:t>
+      </w:r>
+      <w:r>
+        <w:rPr>
+          <w:vertAlign w:val="subscript"/>
+        </w:rPr>
+        <w:t>e</w:t>
+      </w:r>
+      <w:r>
+        <w:t>. Collecting the E</w:t>
+      </w:r>
+      <w:r>
+        <w:rPr>
+          <w:vertAlign w:val="subscript"/>
+        </w:rPr>
+        <w:t>γ</w:t>
+      </w:r>
+      <w:r>
+        <w:t xml:space="preserve"> terms: −2E</w:t>
+      </w:r>
+      <w:r>
+        <w:rPr>
+          <w:vertAlign w:val="subscript"/>
+        </w:rPr>
+        <w:t>γ</w:t>
+      </w:r>
+      <w:r>
+        <w:t>+E</w:t>
+      </w:r>
+      <w:r>
+        <w:rPr>
+          <w:vertAlign w:val="subscript"/>
+        </w:rPr>
+        <w:t>γ</w:t>
+      </w:r>
+      <w:r>
+        <w:t>=−E</w:t>
+      </w:r>
+      <w:r>
+        <w:rPr>
+          <w:vertAlign w:val="subscript"/>
+        </w:rPr>
+        <w:t>γ</w:t>
+      </w:r>
+      <w:r>
+        <w:t>. Total: D=4−(3/2)E</w:t>
+      </w:r>
+      <w:r>
+        <w:rPr>
+          <w:vertAlign w:val="subscript"/>
+        </w:rPr>
+        <w:t>e</w:t>
+      </w:r>
+      <w:r>
+        <w:t>−E</w:t>
+      </w:r>
+      <w:r>
+        <w:rPr>
+          <w:vertAlign w:val="subscript"/>
+        </w:rPr>
+        <w:t>γ</w:t>
+      </w:r>
+      <w:r>
+        <w:t>.</w:t>
       </w:r>
     </w:p>
     <w:p>
@@ -2527,7 +3931,16 @@
         <w:t xml:space="preserve"> </w:t>
       </w:r>
       <w:r>
-        <w:t>Lesson 49's fermion-flow arrows run continuously along an electron line from an incoming leg (or an outgoing antiparticle leg) to an outgoing leg (or an incoming antiparticle leg); a fermion line can enter and leave a diagram, but it cannot simply terminate partway, so external fermion legs always come in pairs, one where a fermion-flow line enters the diagram and one where it leaves, forcing E_e to be even.</w:t>
+        <w:t>Lesson 49's fermion-flow arrows run continuously along an electron line from an incoming leg (or an outgoing antiparticle leg) to an outgoing leg (or an incoming antiparticle leg); a fermion line can enter and leave a diagram, but it cannot simply terminate partway, so external fermion legs always come in pairs, one where a fermion-flow line enters the diagram and one where it leaves, forcing E</w:t>
+      </w:r>
+      <w:r>
+        <w:rPr>
+          <w:vertAlign w:val="subscript"/>
+        </w:rPr>
+        <w:t>e</w:t>
+      </w:r>
+      <w:r>
+        <w:t xml:space="preserve"> to be even.</w:t>
       </w:r>
     </w:p>
     <w:p>
@@ -2541,7 +3954,169 @@
         <w:t xml:space="preserve"> </w:t>
       </w:r>
       <w:r>
-        <w:t>With E_e even, the possible values are E_e=0,2,4,…. For E_e=0: (3/2)(0)+E_γ≤4 gives E_γ≤4, so E_γ=0,1,2,3,4 are candidates, but only E_γ=2 (D=2) and E_γ=4 (D=0) are shown in Section 5.1 (E_γ=0 gives D=4, a diagram with no external legs at all and not a physical process; E_γ=1 and E_γ=3 involve an odd number of photons attached to a single closed fermion loop, which vanishes by a symmetry this course does not derive, and so are not included). For E_e=2: (3/2)(2)+E_γ≤4 gives E_γ≤1, so E_γ=0 (D=1) and E_γ=1 (D=0), both shown in Section 5.1. For E_e=4: (3/2)(4)=6&gt;4 already, so no value of E_γ≥0 gives D≥0. This confirms Section 5.1's table lists every combination with D≥0 that corresponds to an actual, physically sensible diagram.</w:t>
+        <w:t>With E</w:t>
+      </w:r>
+      <w:r>
+        <w:rPr>
+          <w:vertAlign w:val="subscript"/>
+        </w:rPr>
+        <w:t>e</w:t>
+      </w:r>
+      <w:r>
+        <w:t xml:space="preserve"> even, the possible values are E</w:t>
+      </w:r>
+      <w:r>
+        <w:rPr>
+          <w:vertAlign w:val="subscript"/>
+        </w:rPr>
+        <w:t>e</w:t>
+      </w:r>
+      <w:r>
+        <w:t>=0,2,4,…. For E</w:t>
+      </w:r>
+      <w:r>
+        <w:rPr>
+          <w:vertAlign w:val="subscript"/>
+        </w:rPr>
+        <w:t>e</w:t>
+      </w:r>
+      <w:r>
+        <w:t>=0: (3/2)(0)+E</w:t>
+      </w:r>
+      <w:r>
+        <w:rPr>
+          <w:vertAlign w:val="subscript"/>
+        </w:rPr>
+        <w:t>γ</w:t>
+      </w:r>
+      <w:r>
+        <w:t>≤4 gives E</w:t>
+      </w:r>
+      <w:r>
+        <w:rPr>
+          <w:vertAlign w:val="subscript"/>
+        </w:rPr>
+        <w:t>γ</w:t>
+      </w:r>
+      <w:r>
+        <w:t>≤4, so E</w:t>
+      </w:r>
+      <w:r>
+        <w:rPr>
+          <w:vertAlign w:val="subscript"/>
+        </w:rPr>
+        <w:t>γ</w:t>
+      </w:r>
+      <w:r>
+        <w:t>=0,1,2,3,4 are candidates, but only E</w:t>
+      </w:r>
+      <w:r>
+        <w:rPr>
+          <w:vertAlign w:val="subscript"/>
+        </w:rPr>
+        <w:t>γ</w:t>
+      </w:r>
+      <w:r>
+        <w:t>=2 (D=2) and E</w:t>
+      </w:r>
+      <w:r>
+        <w:rPr>
+          <w:vertAlign w:val="subscript"/>
+        </w:rPr>
+        <w:t>γ</w:t>
+      </w:r>
+      <w:r>
+        <w:t>=4 (D=0) are shown in Section 5.1 (E</w:t>
+      </w:r>
+      <w:r>
+        <w:rPr>
+          <w:vertAlign w:val="subscript"/>
+        </w:rPr>
+        <w:t>γ</w:t>
+      </w:r>
+      <w:r>
+        <w:t>=0 gives D=4, a diagram with no external legs at all and not a physical process; E</w:t>
+      </w:r>
+      <w:r>
+        <w:rPr>
+          <w:vertAlign w:val="subscript"/>
+        </w:rPr>
+        <w:t>γ</w:t>
+      </w:r>
+      <w:r>
+        <w:t>=1 and E</w:t>
+      </w:r>
+      <w:r>
+        <w:rPr>
+          <w:vertAlign w:val="subscript"/>
+        </w:rPr>
+        <w:t>γ</w:t>
+      </w:r>
+      <w:r>
+        <w:t>=3 involve an odd number of photons attached to a single closed fermion loop, which vanishes by a symmetry this course does not derive, and so are not included). For E</w:t>
+      </w:r>
+      <w:r>
+        <w:rPr>
+          <w:vertAlign w:val="subscript"/>
+        </w:rPr>
+        <w:t>e</w:t>
+      </w:r>
+      <w:r>
+        <w:t>=2: (3/2)(2)+E</w:t>
+      </w:r>
+      <w:r>
+        <w:rPr>
+          <w:vertAlign w:val="subscript"/>
+        </w:rPr>
+        <w:t>γ</w:t>
+      </w:r>
+      <w:r>
+        <w:t>≤4 gives E</w:t>
+      </w:r>
+      <w:r>
+        <w:rPr>
+          <w:vertAlign w:val="subscript"/>
+        </w:rPr>
+        <w:t>γ</w:t>
+      </w:r>
+      <w:r>
+        <w:t>≤1, so E</w:t>
+      </w:r>
+      <w:r>
+        <w:rPr>
+          <w:vertAlign w:val="subscript"/>
+        </w:rPr>
+        <w:t>γ</w:t>
+      </w:r>
+      <w:r>
+        <w:t>=0 (D=1) and E</w:t>
+      </w:r>
+      <w:r>
+        <w:rPr>
+          <w:vertAlign w:val="subscript"/>
+        </w:rPr>
+        <w:t>γ</w:t>
+      </w:r>
+      <w:r>
+        <w:t>=1 (D=0), both shown in Section 5.1. For E</w:t>
+      </w:r>
+      <w:r>
+        <w:rPr>
+          <w:vertAlign w:val="subscript"/>
+        </w:rPr>
+        <w:t>e</w:t>
+      </w:r>
+      <w:r>
+        <w:t>=4: (3/2)(4)=6&gt;4 already, so no value of E</w:t>
+      </w:r>
+      <w:r>
+        <w:rPr>
+          <w:vertAlign w:val="subscript"/>
+        </w:rPr>
+        <w:t>γ</w:t>
+      </w:r>
+      <w:r>
+        <w:t>≥0 gives D≥0. This confirms Section 5.1's table lists every combination with D≥0 that corresponds to an actual, physically sensible diagram.</w:t>
       </w:r>
     </w:p>
     <w:p>
@@ -2569,7 +4144,16 @@
         <w:t xml:space="preserve"> </w:t>
       </w:r>
       <w:r>
-        <w:t>D=4−(3/2)(4)−0=4−6=−2, a negative degree of divergence; such a diagram is expected to converge on its own, with no divergence needing to be handled, consistent with Exercise 14's finding that E_e=4 admits no combination with D≥0.</w:t>
+        <w:t>D=4−(3/2)(4)−0=4−6=−2, a negative degree of divergence; such a diagram is expected to converge on its own, with no divergence needing to be handled, consistent with Exercise 14's finding that E</w:t>
+      </w:r>
+      <w:r>
+        <w:rPr>
+          <w:vertAlign w:val="subscript"/>
+        </w:rPr>
+        <w:t>e</w:t>
+      </w:r>
+      <w:r>
+        <w:t>=4 admits no combination with D≥0.</w:t>
       </w:r>
     </w:p>
     <w:p>
@@ -2593,7 +4177,25 @@
         <w:pStyle w:val="ListBullet"/>
       </w:pPr>
       <w:r>
-        <w:t>I can derive D=4L−2P_γ−P_e by counting powers of the loop momentum in general.</w:t>
+        <w:t>I can derive D=4L−2P</w:t>
+      </w:r>
+      <w:r>
+        <w:rPr>
+          <w:vertAlign w:val="subscript"/>
+        </w:rPr>
+        <w:t>γ</w:t>
+      </w:r>
+      <w:r>
+        <w:t>−P</w:t>
+      </w:r>
+      <w:r>
+        <w:rPr>
+          <w:vertAlign w:val="subscript"/>
+        </w:rPr>
+        <w:t>e</w:t>
+      </w:r>
+      <w:r>
+        <w:t xml:space="preserve"> by counting powers of the loop momentum in general.</w:t>
       </w:r>
     </w:p>
     <w:p>
@@ -2609,7 +4211,25 @@
         <w:pStyle w:val="ListBullet"/>
       </w:pPr>
       <w:r>
-        <w:t>I can derive D=4−(3/2)E_e−E_γ using the fixed number of fermion- and photon-line-ends at a QED vertex.</w:t>
+        <w:t>I can derive D=4−(3/2)E</w:t>
+      </w:r>
+      <w:r>
+        <w:rPr>
+          <w:vertAlign w:val="subscript"/>
+        </w:rPr>
+        <w:t>e</w:t>
+      </w:r>
+      <w:r>
+        <w:t>−E</w:t>
+      </w:r>
+      <w:r>
+        <w:rPr>
+          <w:vertAlign w:val="subscript"/>
+        </w:rPr>
+        <w:t>γ</w:t>
+      </w:r>
+      <w:r>
+        <w:t xml:space="preserve"> using the fixed number of fermion- and photon-line-ends at a QED vertex.</w:t>
       </w:r>
     </w:p>
     <w:p>
@@ -2677,7 +4297,7 @@
         <w:color w:val="5A5A5A"/>
         <w:sz w:val="16"/>
       </w:rPr>
-      <w:t>QED Course   Lesson 66</w:t>
+      <w:t>A QED Course   Lesson 66</w:t>
     </w:r>
   </w:p>
 </w:hdr>
